--- a/The Dolphins' View of History/chapters/22 - God's Own Experiment - Religion in America.docx
+++ b/The Dolphins' View of History/chapters/22 - God's Own Experiment - Religion in America.docx
@@ -9,6 +9,7 @@
         <w:jc w:val="center"/>
         <w:outlineLvl w:val="0"/>
       </w:pPr>
+      <w:bookmarkStart w:name="_Chapter016" w:id="1"/>
       <w:r>
         <w:rPr>
           <w:rFonts w:ascii="Amazon Ember" w:cs="Amazon Ember" w:eastAsia="Amazon Ember" w:hAnsi="Amazon Ember"/>
@@ -18,8 +19,9 @@
           <w:sz w:val="36"/>
           <w:szCs w:val="36"/>
         </w:rPr>
-        <w:t xml:space="preserve">1620 to 1993: God's Own Experiment — Religion in America</w:t>
-      </w:r>
+        <w:t xml:space="preserve">1620 to 1993: God’s Own Experiment — Religion in America</w:t>
+      </w:r>
+      <w:bookmarkEnd w:id="1"/>
     </w:p>
     <w:p>
       <w:pPr>
@@ -62,15 +64,15 @@
         <w:spacing w:after="200"/>
       </w:pPr>
       <w:r>
-        <w:t xml:space="preserve">The First Great Awakening in the 1730s and 40s, and the Second in the early 1800s, turned revival, in its own right, into a recurring national habit: traveling preachers, mass conversions, camp meetings drawing thousands. Out of the Second Awakening's ferment came homegrown American religions with no European precedent at all — the Shakers, celibate, communal, and consequently self-extinguishing by design; the Latter Day Saint movement founded by Joseph Smith in 1830, the largest of the religious traditions founded on American soil, and one with an origin story unlike anything else in this chapter: Smith said an angel named Moroni showed him a set of buried golden plates, inscribed in a script he called reformed Egyptian, which he translated into the Book of Mormon between 1827 and 1829 before, by his own account, returning the plates to the angel, leaving nothing behind for later examination; Seventh-day Adventism; later, Jehovah's Witnesses in the 1870s and Christian Science in 1879.</w:t>
-      </w:r>
-    </w:p>
-    <w:p>
-      <w:pPr>
-        <w:spacing w:after="200"/>
-      </w:pPr>
-      <w:r>
-        <w:t xml:space="preserve">It kept happening. The 20th century added Pentecostalism, dated to the 1906 Azusa Street revival, and a media-driven wave of televangelism from the 1970s onward. It also added smaller, sometimes disastrous groups organized around a single charismatic leader: Jonestown, where more than 900 members of Jim Jones's Peoples Temple died in a mass murder-suicide in 1978, and the Branch Davidian standoff near Waco in 1993, which ended in a fire that killed 76.</w:t>
+        <w:t xml:space="preserve">The First Great Awakening in the 1730s and 40s, and the Second in the early 1800s, turned revival, in its own right, into a recurring national habit: traveling preachers, mass conversions, camp meetings drawing thousands. Out of the Second Awakening’s ferment came homegrown American religions with no European precedent at all — the Shakers, celibate, communal, and consequently self-extinguishing by design; the Latter Day Saint movement founded by Joseph Smith in 1830, the largest of the religious traditions founded on American soil, and one with an origin story unlike anything else in this chapter: Smith said an angel named Moroni showed him a set of buried golden plates, inscribed in a script he called reformed Egyptian, which he translated into the Book of Mormon between 1827 and 1829 before, by his own account, returning the plates to the angel, leaving nothing behind for later examination; Seventh-day Adventism; later, Jehovah’s Witnesses in the 1870s and Christian Science in 1879.</w:t>
+      </w:r>
+    </w:p>
+    <w:p>
+      <w:pPr>
+        <w:spacing w:after="200"/>
+      </w:pPr>
+      <w:r>
+        <w:t xml:space="preserve">It kept happening. The 20th century added Pentecostalism, dated to the 1906 Azusa Street revival, and a media-driven wave of televangelism from the 1970s onward. It also added smaller, sometimes disastrous groups organized around a single charismatic leader: Jonestown, where more than 900 members of Jim Jones’s Peoples Temple died in a mass murder-suicide in 1978, and the Branch Davidian standoff near Waco in 1993, which ended in a fire that killed 76.</w:t>
       </w:r>
     </w:p>
     <w:p>
@@ -82,15 +84,15 @@
           <w:i/>
           <w:iCs/>
         </w:rPr>
-        <w:t xml:space="preserve">“Both movements described themselves, right up to the end, as havens from a corrupt and dangerous outside world,” dolphin historians noted. “Dolphin scholarship notes only that the correlation between a leader's certainty and a follower's risk appears to run in precisely the wrong direction.”</w:t>
-      </w:r>
-    </w:p>
-    <w:p>
-      <w:pPr>
-        <w:spacing w:after="200"/>
-      </w:pPr>
-      <w:r>
-        <w:t xml:space="preserve">Few countries in this book have generated new, homegrown religious movements at this rate (Japan, with its many postwar new religions, is a serious rival), and dolphin historians attribute it less to any special American piety than to the same structural decision that also produced the country's endless proliferation of political factions: no established state church, ever, from the founding onward, meaning no single religious authority a new movement has to unseat, only an open field to found one in.</w:t>
+        <w:t xml:space="preserve">“Both movements described themselves, right up to the end, as havens from a corrupt and dangerous outside world,” dolphin historians noted. “Dolphin scholarship notes only that the correlation between a leader’s certainty and a follower’s risk appears to run in precisely the wrong direction.”</w:t>
+      </w:r>
+    </w:p>
+    <w:p>
+      <w:pPr>
+        <w:spacing w:after="200"/>
+      </w:pPr>
+      <w:r>
+        <w:t xml:space="preserve">Few countries in this book have generated new, homegrown religious movements at this rate (Japan, with its many postwar new religions, is a serious rival), and dolphin historians attribute it less to any special American piety than to the same structural decision that also produced the country’s endless proliferation of political factions: no established state church, ever, from the founding onward, meaning no single religious authority a new movement has to unseat, only an open field to found one in.</w:t>
       </w:r>
     </w:p>
     <w:p>
@@ -102,7 +104,7 @@
           <w:i/>
           <w:iCs/>
         </w:rPr>
-        <w:t xml:space="preserve">“A country with no state religion,” dolphin historians noted, “did not therefore get less religion. It got more religions, competing the way the country's businesses compete, and about as ruthlessly.”</w:t>
+        <w:t xml:space="preserve">“A country with no state religion,” dolphin historians noted, “did not therefore get less religion. It got more religions, competing the way the country’s businesses compete, and about as ruthlessly.”</w:t>
       </w:r>
     </w:p>
     <w:p>

--- a/The Dolphins' View of History/chapters/22 - God's Own Experiment - Religion in America.docx
+++ b/The Dolphins' View of History/chapters/22 - God's Own Experiment - Religion in America.docx
@@ -64,7 +64,7 @@
         <w:spacing w:after="200"/>
       </w:pPr>
       <w:r>
-        <w:t xml:space="preserve">The First Great Awakening in the 1730s and 40s, and the Second in the early 1800s, turned revival, in its own right, into a recurring national habit: traveling preachers, mass conversions, camp meetings drawing thousands. Out of the Second Awakening’s ferment came homegrown American religions with no European precedent at all — the Shakers, celibate, communal, and consequently self-extinguishing by design; the Latter Day Saint movement founded by Joseph Smith in 1830, the largest of the religious traditions founded on American soil, and one with an origin story unlike anything else in this chapter: Smith said an angel named Moroni showed him a set of buried golden plates, inscribed in a script he called reformed Egyptian, which he translated into the Book of Mormon between 1827 and 1829 before, by his own account, returning the plates to the angel, leaving nothing behind for later examination; Seventh-day Adventism; later, Jehovah’s Witnesses in the 1870s and Christian Science in 1879.</w:t>
+        <w:t xml:space="preserve">The First Great Awakening in the 1730s and 40s, and the Second in the early 1800s, turned revival, in its own right, into a recurring national habit: traveling preachers, mass conversions, camp meetings drawing thousands. Out of the Second Awakening’s ferment came homegrown American religions with no European precedent at all — the Shakers, celibate, communal, and consequently self-extinguishing by design; the Latter Day Saint movement, founded by Joseph Smith in 1830; Seventh-day Adventism; and later Jehovah’s Witnesses in the 1870s and Christian Science in 1879. The Latter Day Saints became the largest of the religious traditions founded on American soil, with an origin story unlike anything else in this chapter. Smith said an angel named Moroni showed him a set of buried golden plates, inscribed in a script he called reformed Egyptian. He translated them into the Book of Mormon between 1827 and 1829 and then, by his own account, returned the plates to the angel, leaving nothing behind for later examination.</w:t>
       </w:r>
     </w:p>
     <w:p>
@@ -84,15 +84,15 @@
           <w:i/>
           <w:iCs/>
         </w:rPr>
-        <w:t xml:space="preserve">“Both movements described themselves, right up to the end, as havens from a corrupt and dangerous outside world,” dolphin historians noted. “Dolphin scholarship notes only that the correlation between a leader’s certainty and a follower’s risk appears to run in precisely the wrong direction.”</w:t>
-      </w:r>
-    </w:p>
-    <w:p>
-      <w:pPr>
-        <w:spacing w:after="200"/>
-      </w:pPr>
-      <w:r>
-        <w:t xml:space="preserve">Few countries in this book have generated new, homegrown religious movements at this rate (Japan, with its many postwar new religions, is a serious rival), and dolphin historians attribute it less to any special American piety than to the same structural decision that also produced the country’s endless proliferation of political factions: no established state church, ever, from the founding onward, meaning no single religious authority a new movement has to unseat, only an open field to found one in.</w:t>
+        <w:t xml:space="preserve">“Both movements described themselves, right up to the end, as havens from a corrupt and dangerous outside world,” dolphin historians noted. “The correlation between a leader’s certainty and a follower’s risk appears to run in precisely the wrong direction.”</w:t>
+      </w:r>
+    </w:p>
+    <w:p>
+      <w:pPr>
+        <w:spacing w:after="200"/>
+      </w:pPr>
+      <w:r>
+        <w:t xml:space="preserve">Few countries in this book have generated new, homegrown religious movements at this rate (Japan, with its many postwar new religions, is a serious rival), owing less to any special American piety than to the same structural decision that also produced the country’s endless proliferation of political factions. There was no established state church, ever, and so no single religious authority a new movement had to unseat, only an open field to found one in.</w:t>
       </w:r>
     </w:p>
     <w:p>
@@ -128,7 +128,7 @@
           <w:i/>
           <w:iCs/>
         </w:rPr>
-        <w:t xml:space="preserve">Most of the countries in this book inherited one dominant faith and spent centuries arguing about how strictly to enforce it. The United States instead turned religious founding into an ongoing national industry, prolific enough to produce, within the same few centuries, both the Amish, who used their faith to want less of the modern world, and Jonestown, which used faith to demand everything a following had left to give. Dolphin scholarship notes the range and declines to average it into a single lesson.</w:t>
+        <w:t xml:space="preserve">Most of the countries in this book inherited one dominant faith and spent centuries arguing about how strictly to enforce it. The United States instead turned religious founding into an ongoing national industry, prolific enough to produce, within the same few centuries, both the Amish, who used their faith to want less of the modern world, and Jonestown, which used faith to demand everything a following had left to give. The range does not average into a single lesson.</w:t>
       </w:r>
     </w:p>
     <w:sectPr>

--- a/The Dolphins' View of History/chapters/22 - God's Own Experiment - Religion in America.docx
+++ b/The Dolphins' View of History/chapters/22 - God's Own Experiment - Religion in America.docx
@@ -5,6 +5,7 @@
     <w:p>
       <w:pPr>
         <w:pStyle w:val="Heading1"/>
+        <w:pageBreakBefore/>
         <w:spacing w:after="300"/>
         <w:jc w:val="center"/>
         <w:outlineLvl w:val="0"/>
@@ -15,9 +16,9 @@
           <w:rFonts w:ascii="Amazon Ember" w:cs="Amazon Ember" w:eastAsia="Amazon Ember" w:hAnsi="Amazon Ember"/>
           <w:b/>
           <w:bCs/>
-          <w:color w:val="0000FF"/>
-          <w:sz w:val="36"/>
-          <w:szCs w:val="36"/>
+          <w:color w:val="1F4E79"/>
+          <w:sz w:val="32"/>
+          <w:szCs w:val="32"/>
         </w:rPr>
         <w:t xml:space="preserve">1620 to 1993: God’s Own Experiment — Religion in America</w:t>
       </w:r>
@@ -132,7 +133,7 @@
       </w:r>
     </w:p>
     <w:sectPr>
-      <w:pgSz w:w="12240" w:h="15840" w:orient="portrait"/>
+      <w:pgSz w:w="8640" w:h="12960" w:orient="portrait"/>
       <w:pgMar w:top="1440" w:right="1440" w:bottom="1440" w:left="1440" w:header="708" w:footer="708" w:gutter="0"/>
       <w:pgNumType/>
       <w:docGrid w:linePitch="360"/>

--- a/The Dolphins' View of History/chapters/22 - God's Own Experiment - Religion in America.docx
+++ b/The Dolphins' View of History/chapters/22 - God's Own Experiment - Religion in America.docx
@@ -105,7 +105,7 @@
           <w:i/>
           <w:iCs/>
         </w:rPr>
-        <w:t xml:space="preserve">“A country with no state religion,” dolphin historians noted, “did not therefore get less religion. It got more religions, competing the way the country’s businesses compete, and about as ruthlessly.”</w:t>
+        <w:t xml:space="preserve">“A country with no state religion,” the Society noted, “did not therefore get less religion. It got more religions, competing the way the country’s businesses compete, and about as ruthlessly.”</w:t>
       </w:r>
     </w:p>
     <w:p>

--- a/The Dolphins' View of History/chapters/22 - God's Own Experiment - Religion in America.docx
+++ b/The Dolphins' View of History/chapters/22 - God's Own Experiment - Religion in America.docx
@@ -65,7 +65,7 @@
         <w:spacing w:after="200"/>
       </w:pPr>
       <w:r>
-        <w:t xml:space="preserve">The First Great Awakening in the 1730s and 40s, and the Second in the early 1800s, turned revival, in its own right, into a recurring national habit: traveling preachers, mass conversions, camp meetings drawing thousands. Out of the Second Awakening’s ferment came homegrown American religions with no European precedent at all — the Shakers, celibate, communal, and consequently self-extinguishing by design; the Latter Day Saint movement, founded by Joseph Smith in 1830; Seventh-day Adventism; and later Jehovah’s Witnesses in the 1870s and Christian Science in 1879. The Latter Day Saints became the largest of the religious traditions founded on American soil, with an origin story unlike anything else in this chapter. Smith said an angel named Moroni showed him a set of buried golden plates, inscribed in a script he called reformed Egyptian. He translated them into the Book of Mormon between 1827 and 1829 and then, by his own account, returned the plates to the angel, leaving nothing behind for later examination.</w:t>
+        <w:t xml:space="preserve">The First Great Awakening in the 1730s and 40s, and the Second in the early 1800s, turned revival, in its own right, into a recurring national habit: traveling preachers, mass conversions, camp meetings drawing thousands. Out of the Second Awakening’s ferment came some genuinely homegrown American religions with no European precedent at all: the Latter Day Saint movement, founded by Joseph Smith in 1830; Seventh-day Adventism; and later Jehovah’s Witnesses in the 1870s and Christian Science in 1879. The Shakers were transplanted rather than grown fresh here — a celibate, communal sect founded in England in the 1740s and led to New York by Ann Lee in 1774 — though it was this same revival period that swelled their American communities to their peak. The Latter Day Saints became the largest of the religious traditions founded on American soil, with an origin story unlike anything else in this chapter. Smith said an angel named Moroni showed him a set of buried golden plates, inscribed in a script he called reformed Egyptian. He translated them into the Book of Mormon between 1827 and 1829 and then, by his own account, returned the plates to the angel, leaving nothing behind for later examination.</w:t>
       </w:r>
     </w:p>
     <w:p>
@@ -93,7 +93,7 @@
         <w:spacing w:after="200"/>
       </w:pPr>
       <w:r>
-        <w:t xml:space="preserve">Few countries in this book have generated new, homegrown religious movements at this rate (Japan, with its many postwar new religions, is a serious rival), owing less to any special American piety than to the same structural decision that also produced the country’s endless proliferation of political factions. There was no established state church, ever, and so no single religious authority a new movement had to unseat, only an open field to found one in.</w:t>
+        <w:t xml:space="preserve">Few countries in this book have generated new, homegrown religious movements at this rate (Japan, with its many postwar new religions, is a serious rival), owing less to any special American piety than to the same structural decision that also produced the country’s endless proliferation of political factions. There was no federal established church — the First Amendment bound only Congress, and several states kept their own tax-supported churches for decades afterward, Massachusetts until 1833 — but above the state level there was no single religious authority a new movement had to unseat, only an open field to found one in.</w:t>
       </w:r>
     </w:p>
     <w:p>
